--- a/《人工智能财经素养》/OPC方向教材建设申报表_人工智能财经素养.docx
+++ b/《人工智能财经素养》/OPC方向教材建设申报表_人工智能财经素养.docx
@@ -476,7 +476,7 @@
               <w:rPr>
                 <w:rFonts w:hint="eastAsia"/>
               </w:rPr>
-              <w:t xml:space="preserve">全校非财会类各专业（公共基础课）</w:t>
+              <w:t>全校非财会类各专业学生</w:t>
             </w:r>
           </w:p>
         </w:tc>
@@ -617,16 +617,18 @@
         <w:rPr>
           <w:rFonts w:hint="eastAsia"/>
         </w:rPr>
-        <w:t xml:space="preserve">本教材是</w:t>
-      </w:r>
-      <w:r>
-        <w:t xml:space="preserve"> OPC </w:t>
-      </w:r>
-      <w:r>
-        <w:rPr>
-          <w:rFonts w:hint="eastAsia"/>
-        </w:rPr>
-        <w:t xml:space="preserve">通识教育类教材，面向全校非财会类专业学生，作为公共基础课使用。依据河北省教育厅《关于加强OPC人才培养支持大学生创新创业的指导意见（试行）》（冀教高函〔2026〕45号，2026年9月9日印发）及国开社征稿通知，OPC</w:t>
+        <w:t>本教材是 OPC 通识教育类教材，面向全校非财会类专业学生，适用于各专业学生通用的通识课程。OPC 即一人公司（One Person Company），在人工智能时代指由一名核心创业者主导、借助 AI 工具独立完成从产品设计到市场交付的创业形态。国开社征稿通知以“人工智能+创新创业”概括这一方向，本书据此定位。依据河北省教育厅《关于加强OPC人才培养支持大学生创新创业的指导意见（试行）》（冀教高函〔2026〕45号）的要求，通识课须帮助学生掌握大模型基本原理、AI工具使用方法和智能体开发基础知识，本书据此设计 AI 工具与智能体的实操任务。本教材以此为主线，把生成式人工智能与智能体用于学生最常遇到的财经问题：个人收支、支付安全、发票报销、个人税务、合同与贷款、理财与保险条款，以及小微经营的收支与现金流。</w:t>
+      </w:r>
+    </w:p>
+    <w:p>
+      <w:pPr>
+        <w:pStyle w:val="BodyText"/>
+      </w:pPr>
+      <w:r>
+        <w:rPr>
+          <w:rFonts w:hint="eastAsia"/>
+        </w:rPr>
+        <w:t xml:space="preserve">内容依据：全书的内容框架参照</w:t>
       </w:r>
       <w:r>
         <w:t xml:space="preserve"> </w:t>
@@ -635,16 +637,16 @@
         <w:rPr>
           <w:rFonts w:hint="eastAsia"/>
         </w:rPr>
-        <w:t xml:space="preserve">指”人工智能+创新创业”。该意见要求面向全体学生开设人工智能通识课，内容涵盖大模型基本原理、AI</w:t>
-      </w:r>
-      <w:r>
-        <w:t xml:space="preserve"> </w:t>
-      </w:r>
-      <w:r>
-        <w:rPr>
-          <w:rFonts w:hint="eastAsia"/>
-        </w:rPr>
-        <w:t xml:space="preserve">工具使用方法和智能体开发基础知识，本书据此设计</w:t>
+        <w:t xml:space="preserve">OECD/INFE《成人财经素养核心能力框架》（2016年），该框架与</w:t>
+      </w:r>
+      <w:r>
+        <w:t xml:space="preserve"> PISA </w:t>
+      </w:r>
+      <w:r>
+        <w:rPr>
+          <w:rFonts w:hint="eastAsia"/>
+        </w:rPr>
+        <w:t xml:space="preserve">财经素养评估采用相同的四个内容领域，即金钱与交易、规划与管理财务、风险与回报、金融环境。该框架发布于生成式人工智能普及之前，本书在其基础上增加</w:t>
       </w:r>
       <w:r>
         <w:t xml:space="preserve"> AI </w:t>
@@ -653,7 +655,7 @@
         <w:rPr>
           <w:rFonts w:hint="eastAsia"/>
         </w:rPr>
-        <w:t xml:space="preserve">工具与智能体的实操任务。本教材以此为主线，把生成式人工智能与智能体用于学生最常遇到的财经问题：个人收支、支付安全、发票报销、个人税务、合同与贷款、理财与保险条款，以及小微经营的收支与现金流。</w:t>
+        <w:t>辅助的操作与核验要求。政策依据包括《中华人民共和国反电信网络诈骗法》（2022年12月1日施行）和《互联网信息服务深度合成管理规定》（2023年1月10日施行）。</w:t>
       </w:r>
     </w:p>
     <w:p>
@@ -664,25 +666,7 @@
         <w:rPr>
           <w:rFonts w:hint="eastAsia"/>
         </w:rPr>
-        <w:t xml:space="preserve">内容依据：全书的内容框架参照</w:t>
-      </w:r>
-      <w:r>
-        <w:t xml:space="preserve"> </w:t>
-      </w:r>
-      <w:r>
-        <w:rPr>
-          <w:rFonts w:hint="eastAsia"/>
-        </w:rPr>
-        <w:t xml:space="preserve">OECD/INFE《成人财经素养核心能力框架》（2016年），该框架与</w:t>
-      </w:r>
-      <w:r>
-        <w:t xml:space="preserve"> PISA </w:t>
-      </w:r>
-      <w:r>
-        <w:rPr>
-          <w:rFonts w:hint="eastAsia"/>
-        </w:rPr>
-        <w:t xml:space="preserve">财经素养评估采用相同的四个内容领域，即金钱与交易、规划与管理财务、风险与回报、金融环境。该框架发布于生成式人工智能普及之前，本书在其基础上增加</w:t>
+        <w:t xml:space="preserve">编写方式：每个项目由</w:t>
       </w:r>
       <w:r>
         <w:t xml:space="preserve"> AI </w:t>
@@ -691,26 +675,6 @@
         <w:rPr>
           <w:rFonts w:hint="eastAsia"/>
         </w:rPr>
-        <w:t xml:space="preserve">辅助的操作与核验要求。政策依据包括教育部《关于深化职业教育教学关键要素改革的意见》（教职成〔2026〕1号）、《中华人民共和国反电信网络诈骗法》（2022年12月1日施行）和《互联网信息服务深度合成管理规定》（2023年1月10日施行）。</w:t>
-      </w:r>
-    </w:p>
-    <w:p>
-      <w:pPr>
-        <w:pStyle w:val="BodyText"/>
-      </w:pPr>
-      <w:r>
-        <w:rPr>
-          <w:rFonts w:hint="eastAsia"/>
-        </w:rPr>
-        <w:t xml:space="preserve">编写方式：每个项目由</w:t>
-      </w:r>
-      <w:r>
-        <w:t xml:space="preserve"> AI </w:t>
-      </w:r>
-      <w:r>
-        <w:rPr>
-          <w:rFonts w:hint="eastAsia"/>
-        </w:rPr>
         <w:t xml:space="preserve">承担识别与分析，学生承担评价与应用，并留下可追溯的记录。教材不讲会计原理，不涉及编程。每个项目的知识卡片不超过</w:t>
       </w:r>
       <w:r>
@@ -729,7 +693,7 @@
         <w:rPr>
           <w:rFonts w:hint="eastAsia"/>
         </w:rPr>
-        <w:t xml:space="preserve">学时，全书理论约占四分之一。教材要求学生不上传身份证号、银行卡号等敏感信息，并在每个项目中设置人工复核环节。</w:t>
+        <w:t>学时，全书理论约占四分之一。教材要求学生不上传身份证号、银行卡号等敏感信息，并在每个项目中设置人工复核环节。每个项目还设一个思政引领点（见3.2）。</w:t>
       </w:r>
     </w:p>
     <w:bookmarkEnd w:id="10"/>
@@ -1017,40 +981,7 @@
           <w:b/>
           <w:bCs/>
         </w:rPr>
-        <w:t xml:space="preserve">企业案例</w:t>
-      </w:r>
-      <w:r>
-        <w:rPr>
-          <w:rFonts w:hint="eastAsia"/>
-        </w:rPr>
-        <w:t xml:space="preserve">：薛辉老师于</w:t>
-      </w:r>
-      <w:r>
-        <w:t xml:space="preserve"> 2026 </w:t>
-      </w:r>
-      <w:r>
-        <w:rPr>
-          <w:rFonts w:hint="eastAsia"/>
-        </w:rPr>
-        <w:t xml:space="preserve">年暑期担任一家企业的财税信息化顾问，建成含</w:t>
-      </w:r>
-      <w:r>
-        <w:t xml:space="preserve"> 651 </w:t>
-      </w:r>
-      <w:r>
-        <w:rPr>
-          <w:rFonts w:hint="eastAsia"/>
-        </w:rPr>
-        <w:t xml:space="preserve">篇财税法规文档的企业知识库，形成</w:t>
-      </w:r>
-      <w:r>
-        <w:t xml:space="preserve"> 6 </w:t>
-      </w:r>
-      <w:r>
-        <w:rPr>
-          <w:rFonts w:hint="eastAsia"/>
-        </w:rPr>
-        <w:t xml:space="preserve">组实质性合规分析。本书的政策提醒和条款解读以该案例的处理方法为原型，企业数据须脱敏，并经企业书面授权。</w:t>
+        <w:t>企业案例：主编于 2026 年暑期参与一家合作企业的财税信息化工作，积累了财税法规知识库建设的经验。本书的政策提醒和条款解读以该经验为原型，企业名称、数据与业绩待授权后确定，未经核实的数字不写入申报表，企业数据须脱敏并经企业书面授权。</w:t>
       </w:r>
     </w:p>
     <w:p>
@@ -1108,22 +1039,7 @@
           <w:b/>
           <w:bCs/>
         </w:rPr>
-        <w:t xml:space="preserve">产教融合成果</w:t>
-      </w:r>
-      <w:r>
-        <w:rPr>
-          <w:rFonts w:hint="eastAsia"/>
-        </w:rPr>
-        <w:t xml:space="preserve">：毕业设计改革让学生为企业完成</w:t>
-      </w:r>
-      <w:r>
-        <w:t xml:space="preserve"> 651 </w:t>
-      </w:r>
-      <w:r>
-        <w:rPr>
-          <w:rFonts w:hint="eastAsia"/>
-        </w:rPr>
-        <w:t xml:space="preserve">篇文档的打标分类，学生获得真实课题，企业获得成果。</w:t>
+        <w:t>产教融合成果：毕业设计改革拟让学生承担真实的文档整理任务，具体内容待合作协议签订后补充。</w:t>
       </w:r>
     </w:p>
     <w:p>
@@ -1173,75 +1089,7 @@
         <w:rPr>
           <w:rFonts w:hint="eastAsia"/>
         </w:rPr>
-        <w:t xml:space="preserve">关键词：</w:t>
-      </w:r>
-      <w:r>
-        <w:rPr>
-          <w:rFonts w:hint="eastAsia"/>
-          <w:b/>
-          <w:bCs/>
-        </w:rPr>
-        <w:t xml:space="preserve">公共基础</w:t>
-      </w:r>
-      <w:r>
-        <w:rPr>
-          <w:b/>
-          <w:bCs/>
-        </w:rPr>
-        <w:t xml:space="preserve">　</w:t>
-      </w:r>
-      <w:r>
-        <w:rPr>
-          <w:rFonts w:hint="eastAsia"/>
-          <w:b/>
-          <w:bCs/>
-        </w:rPr>
-        <w:t xml:space="preserve">生活场景</w:t>
-      </w:r>
-      <w:r>
-        <w:rPr>
-          <w:b/>
-          <w:bCs/>
-        </w:rPr>
-        <w:t xml:space="preserve">　AI </w:t>
-      </w:r>
-      <w:r>
-        <w:rPr>
-          <w:rFonts w:hint="eastAsia"/>
-          <w:b/>
-          <w:bCs/>
-        </w:rPr>
-        <w:t xml:space="preserve">辅助判断</w:t>
-      </w:r>
-      <w:r>
-        <w:rPr>
-          <w:b/>
-          <w:bCs/>
-        </w:rPr>
-        <w:t xml:space="preserve">　</w:t>
-      </w:r>
-      <w:r>
-        <w:rPr>
-          <w:rFonts w:hint="eastAsia"/>
-          <w:b/>
-          <w:bCs/>
-        </w:rPr>
-        <w:t xml:space="preserve">人工核验</w:t>
-      </w:r>
-      <w:r>
-        <w:rPr>
-          <w:b/>
-          <w:bCs/>
-        </w:rPr>
-        <w:t xml:space="preserve">　</w:t>
-      </w:r>
-      <w:r>
-        <w:rPr>
-          <w:rFonts w:hint="eastAsia"/>
-          <w:b/>
-          <w:bCs/>
-        </w:rPr>
-        <w:t xml:space="preserve">校企真案例</w:t>
+        <w:t>关键词：通识教育　生活场景　AI 辅助判断　人工核验　校企真案例</w:t>
       </w:r>
     </w:p>
     <w:p>
@@ -2897,6 +2745,216 @@
         <w:t xml:space="preserve">项目为实战，完成个税、社保和创业决策的综合任务。</w:t>
       </w:r>
     </w:p>
+    <w:p>
+      <w:pPr>
+        <w:pStyle w:val="Compact"/>
+        <w:numPr>
+          <w:ilvl w:val="0"/>
+          <w:numId w:val="1003"/>
+        </w:numPr>
+      </w:pPr>
+      <w:r>
+        <w:rPr>
+          <w:rFonts w:hint="eastAsia"/>
+        </w:rPr>
+        <w:t xml:space="preserve">课程思政：每个项目设一个思政引领点，融入任务情境、核验清单和留痕表，不另设说教章节。</w:t>
+      </w:r>
+    </w:p>
+    <w:p>
+      <w:pPr>
+        <w:pStyle w:val="Compact"/>
+        <w:numPr>
+          <w:ilvl w:val="0"/>
+          <w:numId w:val="1003"/>
+        </w:numPr>
+      </w:pPr>
+      <w:r>
+        <w:rPr>
+          <w:rFonts w:hint="eastAsia"/>
+        </w:rPr>
+        <w:t xml:space="preserve">项目1 AI工具隐私：个人数据是权利，不随意上传他人信息（依据《个人信息保护法》）。</w:t>
+      </w:r>
+    </w:p>
+    <w:p>
+      <w:pPr>
+        <w:pStyle w:val="Compact"/>
+        <w:numPr>
+          <w:ilvl w:val="0"/>
+          <w:numId w:val="1003"/>
+        </w:numPr>
+      </w:pPr>
+      <w:r>
+        <w:rPr>
+          <w:rFonts w:hint="eastAsia"/>
+        </w:rPr>
+        <w:t xml:space="preserve">项目2 AI拟声诈骗：识别AI换声、伪造身份等诈骗手法，守住财产安全（依据《反电信网络诈骗法》）。</w:t>
+      </w:r>
+    </w:p>
+    <w:p>
+      <w:pPr>
+        <w:pStyle w:val="Compact"/>
+        <w:numPr>
+          <w:ilvl w:val="0"/>
+          <w:numId w:val="1003"/>
+        </w:numPr>
+      </w:pPr>
+      <w:r>
+        <w:rPr>
+          <w:rFonts w:hint="eastAsia"/>
+        </w:rPr>
+        <w:t xml:space="preserve">项目3 AI账务核对：AI识别票据出错时如实更正，不篡改原始凭证。</w:t>
+      </w:r>
+    </w:p>
+    <w:p>
+      <w:pPr>
+        <w:pStyle w:val="Compact"/>
+        <w:numPr>
+          <w:ilvl w:val="0"/>
+          <w:numId w:val="1003"/>
+        </w:numPr>
+      </w:pPr>
+      <w:r>
+        <w:rPr>
+          <w:rFonts w:hint="eastAsia"/>
+        </w:rPr>
+        <w:t xml:space="preserve">项目4 AI分期消费：理性消费，不被AI推荐的付款方案误导。</w:t>
+      </w:r>
+    </w:p>
+    <w:p>
+      <w:pPr>
+        <w:pStyle w:val="Compact"/>
+        <w:numPr>
+          <w:ilvl w:val="0"/>
+          <w:numId w:val="1003"/>
+        </w:numPr>
+      </w:pPr>
+      <w:r>
+        <w:rPr>
+          <w:rFonts w:hint="eastAsia"/>
+        </w:rPr>
+        <w:t xml:space="preserve">项目5 AI预算管家：量入为出，AI给出的预算方案仍须由本人负责。</w:t>
+      </w:r>
+    </w:p>
+    <w:p>
+      <w:pPr>
+        <w:pStyle w:val="Compact"/>
+        <w:numPr>
+          <w:ilvl w:val="0"/>
+          <w:numId w:val="1003"/>
+        </w:numPr>
+      </w:pPr>
+      <w:r>
+        <w:rPr>
+          <w:rFonts w:hint="eastAsia"/>
+        </w:rPr>
+        <w:t xml:space="preserve">项目6 AI贷款推荐：诚信用贷，防范AI诱导过度借贷。</w:t>
+      </w:r>
+    </w:p>
+    <w:p>
+      <w:pPr>
+        <w:pStyle w:val="Compact"/>
+        <w:numPr>
+          <w:ilvl w:val="0"/>
+          <w:numId w:val="1003"/>
+        </w:numPr>
+      </w:pPr>
+      <w:r>
+        <w:rPr>
+          <w:rFonts w:hint="eastAsia"/>
+        </w:rPr>
+        <w:t xml:space="preserve">项目7 AI一人公司：依法纳税，AI生成的经营数据必须真实。</w:t>
+      </w:r>
+    </w:p>
+    <w:p>
+      <w:pPr>
+        <w:pStyle w:val="Compact"/>
+        <w:numPr>
+          <w:ilvl w:val="0"/>
+          <w:numId w:val="1003"/>
+        </w:numPr>
+      </w:pPr>
+      <w:r>
+        <w:rPr>
+          <w:rFonts w:hint="eastAsia"/>
+        </w:rPr>
+        <w:t xml:space="preserve">项目8 AI荐股陷阱：不轻信AI荐股，守住投资底线。</w:t>
+      </w:r>
+    </w:p>
+    <w:p>
+      <w:pPr>
+        <w:pStyle w:val="Compact"/>
+        <w:numPr>
+          <w:ilvl w:val="0"/>
+          <w:numId w:val="1003"/>
+        </w:numPr>
+      </w:pPr>
+      <w:r>
+        <w:rPr>
+          <w:rFonts w:hint="eastAsia"/>
+        </w:rPr>
+        <w:t xml:space="preserve">项目9 AI合同审查：AI的条款解读不能替代专业判断，守约履责。</w:t>
+      </w:r>
+    </w:p>
+    <w:p>
+      <w:pPr>
+        <w:pStyle w:val="Compact"/>
+        <w:numPr>
+          <w:ilvl w:val="0"/>
+          <w:numId w:val="1003"/>
+        </w:numPr>
+      </w:pPr>
+      <w:r>
+        <w:rPr>
+          <w:rFonts w:hint="eastAsia"/>
+        </w:rPr>
+        <w:t xml:space="preserve">项目10 AI生成信息：核实财经信息与图表的来源，不传播误导性内容。</w:t>
+      </w:r>
+    </w:p>
+    <w:p>
+      <w:pPr>
+        <w:pStyle w:val="Compact"/>
+        <w:numPr>
+          <w:ilvl w:val="0"/>
+          <w:numId w:val="1003"/>
+        </w:numPr>
+      </w:pPr>
+      <w:r>
+        <w:rPr>
+          <w:rFonts w:hint="eastAsia"/>
+        </w:rPr>
+        <w:t xml:space="preserve">项目11 AI个税计算：依法纳税，AI的计算结果须对照政策核实。</w:t>
+      </w:r>
+    </w:p>
+    <w:p>
+      <w:pPr>
+        <w:pStyle w:val="Compact"/>
+        <w:numPr>
+          <w:ilvl w:val="0"/>
+          <w:numId w:val="1003"/>
+        </w:numPr>
+      </w:pPr>
+      <w:r>
+        <w:rPr>
+          <w:rFonts w:hint="eastAsia"/>
+        </w:rPr>
+        <w:t xml:space="preserve">项目12 AI政务办理：以官方办理指南为准，维护自身合法权益。</w:t>
+      </w:r>
+    </w:p>
+    <w:p>
+      <w:pPr>
+        <w:pStyle w:val="Compact"/>
+        <w:numPr>
+          <w:ilvl w:val="0"/>
+          <w:numId w:val="1003"/>
+        </w:numPr>
+      </w:pPr>
+      <w:r>
+        <w:rPr>
+          <w:rFonts w:hint="eastAsia"/>
+        </w:rPr>
+        <w:t xml:space="preserve">项目13 AI创业决策：决策担责，AI方案不能替代本人的责任。</w:t>
+      </w:r>
+    </w:p>
     <w:bookmarkEnd w:id="16"/>
     <w:bookmarkStart w:id="17" w:name="数字化资源配套方案"/>
     <w:p>
@@ -3150,105 +3208,21 @@
               <w:pStyle w:val="Compact"/>
             </w:pPr>
             <w:r>
-              <w:t xml:space="preserve">2026 </w:t>
-            </w:r>
-            <w:r>
-              <w:rPr>
-                <w:rFonts w:hint="eastAsia"/>
-              </w:rPr>
-              <w:t xml:space="preserve">年</w:t>
-            </w:r>
-            <w:r>
-              <w:t xml:space="preserve"> 10 </w:t>
-            </w:r>
-            <w:r>
-              <w:rPr>
-                <w:rFonts w:hint="eastAsia"/>
-              </w:rPr>
-              <w:t xml:space="preserve">月</w:t>
-            </w:r>
-            <w:r>
-              <w:t xml:space="preserve"> 15 </w:t>
-            </w:r>
-            <w:r>
-              <w:rPr>
-                <w:rFonts w:hint="eastAsia"/>
-              </w:rPr>
-              <w:t xml:space="preserve">日前</w:t>
-            </w:r>
-          </w:p>
-        </w:tc>
-        <w:tc>
-          <w:tcPr/>
-          <w:p>
-            <w:pPr>
-              <w:pStyle w:val="Compact"/>
-            </w:pPr>
-            <w:r>
-              <w:rPr>
-                <w:rFonts w:hint="eastAsia"/>
-              </w:rPr>
-              <w:t xml:space="preserve">确定大纲和各项目的任务情境</w:t>
-            </w:r>
-          </w:p>
-        </w:tc>
-      </w:tr>
-      <w:tr>
-        <w:tc>
-          <w:tcPr/>
-          <w:p>
-            <w:pPr>
-              <w:pStyle w:val="Compact"/>
-            </w:pPr>
-            <w:r>
-              <w:t xml:space="preserve">2026 </w:t>
-            </w:r>
-            <w:r>
-              <w:rPr>
-                <w:rFonts w:hint="eastAsia"/>
-              </w:rPr>
-              <w:t xml:space="preserve">年</w:t>
-            </w:r>
-            <w:r>
-              <w:t xml:space="preserve"> 10 </w:t>
-            </w:r>
-            <w:r>
-              <w:rPr>
-                <w:rFonts w:hint="eastAsia"/>
-              </w:rPr>
-              <w:t xml:space="preserve">月</w:t>
-            </w:r>
-            <w:r>
-              <w:t xml:space="preserve"> 31 </w:t>
-            </w:r>
-            <w:r>
-              <w:rPr>
-                <w:rFonts w:hint="eastAsia"/>
-              </w:rPr>
-              <w:t xml:space="preserve">日前</w:t>
-            </w:r>
-          </w:p>
-        </w:tc>
-        <w:tc>
-          <w:tcPr/>
-          <w:p>
-            <w:pPr>
-              <w:pStyle w:val="Compact"/>
-            </w:pPr>
-            <w:r>
-              <w:rPr>
-                <w:rFonts w:hint="eastAsia"/>
-              </w:rPr>
-              <w:t xml:space="preserve">完成第</w:t>
-            </w:r>
-            <w:r>
-              <w:t xml:space="preserve"> 1、2、4 </w:t>
-            </w:r>
-            <w:r>
-              <w:rPr>
-                <w:rFonts w:hint="eastAsia"/>
-              </w:rPr>
-              <w:t xml:space="preserve">项目的样章</w:t>
+              <w:t>2026 年 10 月 31 日前</w:t>
+            </w:r>
+          </w:p>
+        </w:tc>
+        <w:tc>
+          <w:tcPr/>
+          <w:p>
+            <w:pPr>
+              <w:pStyle w:val="Compact"/>
+            </w:pPr>
+            <w:r>
+              <w:rPr>
+                <w:rFonts w:hint="eastAsia"/>
+              </w:rPr>
+              <w:t>确定大纲和各项目的任务情境，完成第 1、2、4 项目的样章</w:t>
             </w:r>
           </w:p>
         </w:tc>
@@ -3828,16 +3802,7 @@
         <w:rPr>
           <w:rFonts w:hint="eastAsia"/>
         </w:rPr>
-        <w:t xml:space="preserve">程娟娟律师的执业基础：河北鸿翔（石家庄）律师事务所合伙人，中共党员，中国法学会会员，石家庄市城市更新智库专家，石家庄律师协会第七届民商事专业委员会副主任、参政议政专业委员会委员，石家庄律师协会调解员，石家庄市广播电视台882”银发少年”栏目特约法律嘉宾，2024</w:t>
-      </w:r>
-      <w:r>
-        <w:t xml:space="preserve"> </w:t>
-      </w:r>
-      <w:r>
-        <w:rPr>
-          <w:rFonts w:hint="eastAsia"/>
-        </w:rPr>
-        <w:t xml:space="preserve">年度石家庄市优秀律师、服务民营企业优秀律师，具有基金从业资格，现为唐山、承德、衡水、固原、日照、柳州等多家仲裁机构仲裁员，擅长金融交易合同起草审查和金融纠纷处理。</w:t>
+        <w:t>程娟娟律师的执业基础：河北鸿翔（石家庄）律师事务所合伙人，石家庄律师协会民商事专业委员会副主任，擅长金融交易合同起草审查和金融纠纷处理，具有基金从业资格，现为多家仲裁机构仲裁员。</w:t>
       </w:r>
     </w:p>
     <w:p>

--- a/《人工智能财经素养》/OPC方向教材建设申报表_人工智能财经素养.docx
+++ b/《人工智能财经素养》/OPC方向教材建设申报表_人工智能财经素养.docx
@@ -3802,7 +3802,7 @@
         <w:rPr>
           <w:rFonts w:hint="eastAsia"/>
         </w:rPr>
-        <w:t>程娟娟律师的执业基础：河北鸿翔（石家庄）律师事务所合伙人，石家庄律师协会民商事专业委员会副主任，擅长金融交易合同起草审查和金融纠纷处理，具有基金从业资格，现为多家仲裁机构仲裁员。</w:t>
+        <w:t>程娟娟律师的执业基础：河北鸿翔（石家庄）律师事务所合伙人，石家庄律师协会第七届民商事专业委员会副主任，擅长金融交易合同起草审查和金融纠纷处理，具有基金从业资格，现为多家仲裁机构仲裁员。</w:t>
       </w:r>
     </w:p>
     <w:p>

--- a/《人工智能财经素养》/OPC方向教材建设申报表_人工智能财经素养.docx
+++ b/《人工智能财经素养》/OPC方向教材建设申报表_人工智能财经素养.docx
@@ -4650,7 +4650,7 @@
   <w:docDefaults>
     <w:rPrDefault>
       <w:rPr>
-        <w:rFonts w:asciiTheme="minorHAnsi" w:cstheme="minorBidi" w:eastAsiaTheme="minorEastAsia" w:hAnsiTheme="minorHAnsi"/>
+        <w:rFonts w:ascii="Times New Roman" w:hAnsi="Times New Roman" w:cs="Times New Roman" w:eastAsia="宋体"/>
         <w:sz w:val="24"/>
         <w:szCs w:val="24"/>
         <w:lang w:bidi="ar-SA" w:eastAsia="zh-CN" w:val="en-US"/>
@@ -4704,7 +4704,7 @@
       <w:jc w:val="center"/>
     </w:pPr>
     <w:rPr>
-      <w:rFonts w:asciiTheme="majorHAnsi" w:cstheme="majorBidi" w:eastAsiaTheme="majorEastAsia" w:hAnsiTheme="majorHAnsi"/>
+      <w:rFonts w:ascii="Times New Roman" w:hAnsi="Times New Roman" w:cs="Times New Roman" w:eastAsia="黑体"/>
       <w:sz w:val="56"/>
       <w:szCs w:val="56"/>
     </w:rPr>
@@ -4716,7 +4716,7 @@
     <w:uiPriority w:val="10"/>
     <w:rsid w:val="00A10FD9"/>
     <w:rPr>
-      <w:rFonts w:asciiTheme="majorHAnsi" w:cstheme="majorBidi" w:eastAsiaTheme="majorEastAsia" w:hAnsiTheme="majorHAnsi"/>
+      <w:rFonts w:ascii="Times New Roman" w:hAnsi="Times New Roman" w:cs="Times New Roman" w:eastAsia="黑体"/>
       <w:sz w:val="56"/>
       <w:szCs w:val="56"/>
     </w:rPr>
@@ -4735,7 +4735,7 @@
       </w:numPr>
     </w:pPr>
     <w:rPr>
-      <w:rFonts w:cstheme="majorBidi" w:eastAsiaTheme="majorEastAsia"/>
+      <w:rFonts w:ascii="Times New Roman" w:hAnsi="Times New Roman" w:cs="Times New Roman" w:eastAsia="黑体"/>
       <w:spacing w:val="15"/>
       <w:sz w:val="28"/>
       <w:szCs w:val="28"/>
@@ -4748,7 +4748,7 @@
     <w:uiPriority w:val="11"/>
     <w:rsid w:val="00A10FD9"/>
     <w:rPr>
-      <w:rFonts w:cstheme="majorBidi" w:eastAsiaTheme="majorEastAsia"/>
+      <w:rFonts w:ascii="Times New Roman" w:hAnsi="Times New Roman" w:cs="Times New Roman" w:eastAsia="黑体"/>
       <w:color w:themeColor="text1" w:themeTint="A6" w:val="595959"/>
       <w:spacing w:val="15"/>
       <w:sz w:val="28"/>
@@ -4838,7 +4838,7 @@
       <w:outlineLvl w:val="0"/>
     </w:pPr>
     <w:rPr>
-      <w:rFonts w:asciiTheme="majorHAnsi" w:cstheme="majorBidi" w:eastAsiaTheme="majorEastAsia" w:hAnsiTheme="majorHAnsi"/>
+      <w:rFonts w:ascii="Times New Roman" w:hAnsi="Times New Roman" w:cs="Times New Roman" w:eastAsia="黑体"/>
       <w:color w:themeColor="accent1" w:themeShade="BF" w:val="0F4761"/>
       <w:sz w:val="40"/>
       <w:szCs w:val="40"/>
@@ -4861,7 +4861,7 @@
       <w:outlineLvl w:val="1"/>
     </w:pPr>
     <w:rPr>
-      <w:rFonts w:asciiTheme="majorHAnsi" w:cstheme="majorBidi" w:eastAsiaTheme="majorEastAsia" w:hAnsiTheme="majorHAnsi"/>
+      <w:rFonts w:ascii="Times New Roman" w:hAnsi="Times New Roman" w:cs="Times New Roman" w:eastAsia="黑体"/>
       <w:color w:themeColor="accent1" w:themeShade="BF" w:val="0F4761"/>
       <w:sz w:val="32"/>
       <w:szCs w:val="32"/>
@@ -4884,7 +4884,7 @@
       <w:outlineLvl w:val="2"/>
     </w:pPr>
     <w:rPr>
-      <w:rFonts w:cstheme="majorBidi" w:eastAsiaTheme="majorEastAsia"/>
+      <w:rFonts w:ascii="Times New Roman" w:hAnsi="Times New Roman" w:cs="Times New Roman" w:eastAsia="黑体"/>
       <w:color w:themeColor="accent1" w:themeShade="BF" w:val="0F4761"/>
       <w:sz w:val="28"/>
       <w:szCs w:val="28"/>
@@ -4907,7 +4907,7 @@
       <w:outlineLvl w:val="3"/>
     </w:pPr>
     <w:rPr>
-      <w:rFonts w:cstheme="majorBidi" w:eastAsiaTheme="majorEastAsia"/>
+      <w:rFonts w:ascii="Times New Roman" w:hAnsi="Times New Roman" w:cs="Times New Roman" w:eastAsia="黑体"/>
       <w:i/>
       <w:iCs/>
       <w:color w:themeColor="accent1" w:themeShade="BF" w:val="0F4761"/>
@@ -4930,7 +4930,7 @@
       <w:outlineLvl w:val="4"/>
     </w:pPr>
     <w:rPr>
-      <w:rFonts w:cstheme="majorBidi" w:eastAsiaTheme="majorEastAsia"/>
+      <w:rFonts w:ascii="Times New Roman" w:hAnsi="Times New Roman" w:cs="Times New Roman" w:eastAsia="黑体"/>
       <w:color w:themeColor="accent1" w:themeShade="BF" w:val="0F4761"/>
     </w:rPr>
   </w:style>
@@ -4951,7 +4951,7 @@
       <w:outlineLvl w:val="5"/>
     </w:pPr>
     <w:rPr>
-      <w:rFonts w:cstheme="majorBidi" w:eastAsiaTheme="majorEastAsia"/>
+      <w:rFonts w:ascii="Times New Roman" w:hAnsi="Times New Roman" w:cs="Times New Roman" w:eastAsia="黑体"/>
       <w:i/>
       <w:iCs/>
       <w:color w:themeColor="text1" w:themeTint="A6" w:val="595959"/>
@@ -4974,7 +4974,7 @@
       <w:outlineLvl w:val="6"/>
     </w:pPr>
     <w:rPr>
-      <w:rFonts w:cstheme="majorBidi" w:eastAsiaTheme="majorEastAsia"/>
+      <w:rFonts w:ascii="Times New Roman" w:hAnsi="Times New Roman" w:cs="Times New Roman" w:eastAsia="黑体"/>
       <w:color w:themeColor="text1" w:themeTint="A6" w:val="595959"/>
     </w:rPr>
   </w:style>
@@ -4995,7 +4995,7 @@
       <w:outlineLvl w:val="7"/>
     </w:pPr>
     <w:rPr>
-      <w:rFonts w:cstheme="majorBidi" w:eastAsiaTheme="majorEastAsia"/>
+      <w:rFonts w:ascii="Times New Roman" w:hAnsi="Times New Roman" w:cs="Times New Roman" w:eastAsia="黑体"/>
       <w:i/>
       <w:iCs/>
       <w:color w:themeColor="text1" w:themeTint="D8" w:val="272727"/>
@@ -5018,7 +5018,7 @@
       <w:outlineLvl w:val="8"/>
     </w:pPr>
     <w:rPr>
-      <w:rFonts w:cstheme="majorBidi" w:eastAsiaTheme="majorEastAsia"/>
+      <w:rFonts w:ascii="Times New Roman" w:hAnsi="Times New Roman" w:cs="Times New Roman" w:eastAsia="黑体"/>
       <w:color w:themeColor="text1" w:themeTint="D8" w:val="272727"/>
     </w:rPr>
   </w:style>
@@ -5029,7 +5029,7 @@
     <w:uiPriority w:val="9"/>
     <w:rsid w:val="00A10FD9"/>
     <w:rPr>
-      <w:rFonts w:asciiTheme="majorHAnsi" w:cstheme="majorBidi" w:eastAsiaTheme="majorEastAsia" w:hAnsiTheme="majorHAnsi"/>
+      <w:rFonts w:ascii="Times New Roman" w:hAnsi="Times New Roman" w:cs="Times New Roman" w:eastAsia="黑体"/>
       <w:color w:themeColor="accent1" w:themeShade="BF" w:val="0F4761"/>
       <w:sz w:val="40"/>
       <w:szCs w:val="40"/>
@@ -5043,7 +5043,7 @@
     <w:semiHidden/>
     <w:rsid w:val="00A10FD9"/>
     <w:rPr>
-      <w:rFonts w:asciiTheme="majorHAnsi" w:cstheme="majorBidi" w:eastAsiaTheme="majorEastAsia" w:hAnsiTheme="majorHAnsi"/>
+      <w:rFonts w:ascii="Times New Roman" w:hAnsi="Times New Roman" w:cs="Times New Roman" w:eastAsia="黑体"/>
       <w:color w:themeColor="accent1" w:themeShade="BF" w:val="0F4761"/>
       <w:sz w:val="32"/>
       <w:szCs w:val="32"/>
@@ -5057,7 +5057,7 @@
     <w:semiHidden/>
     <w:rsid w:val="00A10FD9"/>
     <w:rPr>
-      <w:rFonts w:cstheme="majorBidi" w:eastAsiaTheme="majorEastAsia"/>
+      <w:rFonts w:ascii="Times New Roman" w:hAnsi="Times New Roman" w:cs="Times New Roman" w:eastAsia="黑体"/>
       <w:color w:themeColor="accent1" w:themeShade="BF" w:val="0F4761"/>
       <w:sz w:val="28"/>
       <w:szCs w:val="28"/>
@@ -5071,7 +5071,7 @@
     <w:semiHidden/>
     <w:rsid w:val="00A10FD9"/>
     <w:rPr>
-      <w:rFonts w:cstheme="majorBidi" w:eastAsiaTheme="majorEastAsia"/>
+      <w:rFonts w:ascii="Times New Roman" w:hAnsi="Times New Roman" w:cs="Times New Roman" w:eastAsia="黑体"/>
       <w:i/>
       <w:iCs/>
       <w:color w:themeColor="accent1" w:themeShade="BF" w:val="0F4761"/>
@@ -5085,7 +5085,7 @@
     <w:semiHidden/>
     <w:rsid w:val="00A10FD9"/>
     <w:rPr>
-      <w:rFonts w:cstheme="majorBidi" w:eastAsiaTheme="majorEastAsia"/>
+      <w:rFonts w:ascii="Times New Roman" w:hAnsi="Times New Roman" w:cs="Times New Roman" w:eastAsia="黑体"/>
       <w:color w:themeColor="accent1" w:themeShade="BF" w:val="0F4761"/>
     </w:rPr>
   </w:style>
@@ -5097,7 +5097,7 @@
     <w:semiHidden/>
     <w:rsid w:val="00A10FD9"/>
     <w:rPr>
-      <w:rFonts w:cstheme="majorBidi" w:eastAsiaTheme="majorEastAsia"/>
+      <w:rFonts w:ascii="Times New Roman" w:hAnsi="Times New Roman" w:cs="Times New Roman" w:eastAsia="黑体"/>
       <w:i/>
       <w:iCs/>
       <w:color w:themeColor="text1" w:themeTint="A6" w:val="595959"/>
@@ -5111,7 +5111,7 @@
     <w:semiHidden/>
     <w:rsid w:val="00A10FD9"/>
     <w:rPr>
-      <w:rFonts w:cstheme="majorBidi" w:eastAsiaTheme="majorEastAsia"/>
+      <w:rFonts w:ascii="Times New Roman" w:hAnsi="Times New Roman" w:cs="Times New Roman" w:eastAsia="黑体"/>
       <w:color w:themeColor="text1" w:themeTint="A6" w:val="595959"/>
     </w:rPr>
   </w:style>
@@ -5123,7 +5123,7 @@
     <w:semiHidden/>
     <w:rsid w:val="00A10FD9"/>
     <w:rPr>
-      <w:rFonts w:cstheme="majorBidi" w:eastAsiaTheme="majorEastAsia"/>
+      <w:rFonts w:ascii="Times New Roman" w:hAnsi="Times New Roman" w:cs="Times New Roman" w:eastAsia="黑体"/>
       <w:i/>
       <w:iCs/>
       <w:color w:themeColor="text1" w:themeTint="D8" w:val="272727"/>
@@ -5137,7 +5137,7 @@
     <w:semiHidden/>
     <w:rsid w:val="00A10FD9"/>
     <w:rPr>
-      <w:rFonts w:cstheme="majorBidi" w:eastAsiaTheme="majorEastAsia"/>
+      <w:rFonts w:ascii="Times New Roman" w:hAnsi="Times New Roman" w:cs="Times New Roman" w:eastAsia="黑体"/>
       <w:color w:themeColor="text1" w:themeTint="D8" w:val="272727"/>
     </w:rPr>
   </w:style>
@@ -5261,7 +5261,7 @@
     <w:name w:val="Verbatim Char"/>
     <w:basedOn w:val="BodyTextChar"/>
     <w:rPr>
-      <w:rFonts w:ascii="Consolas" w:hAnsi="Consolas"/>
+      <w:rFonts w:ascii="Times New Roman" w:hAnsi="Times New Roman" w:cs="Times New Roman" w:eastAsia="宋体"/>
       <w:sz w:val="22"/>
     </w:rPr>
   </w:style>
@@ -5295,7 +5295,7 @@
       <w:outlineLvl w:val="9"/>
     </w:pPr>
     <w:rPr>
-      <w:rFonts w:asciiTheme="majorHAnsi" w:cstheme="majorBidi" w:eastAsiaTheme="majorEastAsia" w:hAnsiTheme="majorHAnsi"/>
+      <w:rFonts w:ascii="Times New Roman" w:hAnsi="Times New Roman" w:cs="Times New Roman" w:eastAsia="宋体"/>
       <w:b w:val="0"/>
       <w:bCs w:val="0"/>
       <w:color w:themeColor="accent1" w:themeShade="BF" w:val="365F91"/>
